--- a/reports/viva_question_bank.docx
+++ b/reports/viva_question_bank.docx
@@ -89,7 +89,7 @@
         <w:pStyle w:val="FirstParagraph"/>
       </w:pPr>
       <w:r>
-        <w:t xml:space="preserve">Worked numbers use the benchmark case (BAC ₹400 lakh). Period 1: PV 146, EV 128, AC 137. Period 2: PV 208, EV 176, AC 192 (₹ lakh). Practise answering without the tool.</w:t>
+        <w:t xml:space="preserve">Sections A–G use the synthetic benchmark case (BAC ₹400 lakh); section H uses the real manual check case. Period 1: PV 146, EV 128, AC 137. Period 2: PV 208, EV 176, AC 192 (₹ lakh). Practise answering without the tool.</w:t>
       </w:r>
     </w:p>
     <w:bookmarkStart w:id="20" w:name="a.-pv-ev-ac"/>
@@ -839,7 +839,7 @@
         <w:t xml:space="preserve"> </w:t>
       </w:r>
       <w:r>
-        <w:t xml:space="preserve">Benchmark solved on paper, with exact fractions and in a plain spreadsheet; compared with the dashboard through the upload pipeline in three input modes: 162/162 within one paisa. 79 automated tests; 7 injected errors all detected; browser tests of upload and manual entry.</w:t>
+        <w:t xml:space="preserve">Twice. Part A: synthetic benchmark solved on paper, with exact fractions and in a plain spreadsheet, compared with the dashboard through the upload pipeline in three input modes: 162/162 values within one paisa. Part B: a real project (manual check case) with a 502-formula hand-calculation workbook: 90/90 values within one cent for all five reports, plus every work package. 164 automated tests; 33 deliberately injected errors all detected; real-browser tests of upload, smart reader and manual entry.</w:t>
       </w:r>
     </w:p>
     <w:p>
@@ -893,7 +893,25 @@
         <w:t xml:space="preserve"> </w:t>
       </w:r>
       <w:r>
-        <w:t xml:space="preserve">E.g. the AI’s own test failed on a docstring; a UI bug reused a project name across uploads; it miscounted its own tests in the log. Each was found by running or re-checking, not by trusting the output.</w:t>
+        <w:t xml:space="preserve">It built a separate app instead of changing ours (caught by the team); it labelled CPI 0.86</w:t>
+      </w:r>
+      <w:r>
+        <w:t xml:space="preserve"> </w:t>
+      </w:r>
+      <w:r>
+        <w:t xml:space="preserve">“</w:t>
+      </w:r>
+      <w:r>
+        <w:t xml:space="preserve">Amber</w:t>
+      </w:r>
+      <w:r>
+        <w:t xml:space="preserve">”</w:t>
+      </w:r>
+      <w:r>
+        <w:t xml:space="preserve"> </w:t>
+      </w:r>
+      <w:r>
+        <w:t xml:space="preserve">when our rule makes it Critical (caught by hand-calculated tests); it wrote CPI 0.714 instead of 0.713 (caught by an interface test); it guessed a €3 tolerance when the real gap was €3.79. Each was found by running or re-checking, not by trusting the output (AI log 26, 27, 34, 35).</w:t>
       </w:r>
     </w:p>
     <w:p>
@@ -937,7 +955,7 @@
         <w:t xml:space="preserve"> </w:t>
       </w:r>
       <w:r>
-        <w:t xml:space="preserve">App runs locally; no upload leaves the machine; real cost data should not be pasted into public AI tools; synthetic data was used.</w:t>
+        <w:t xml:space="preserve">The app runs locally and no upload leaves the machine; the file reader is rule-based, not an online AI service, by team decision. Real data used comes from the public DSLIB research database (cited); synthetic and interpolated data are labelled. Commercial cost data should not be pasted into public AI tools.</w:t>
       </w:r>
     </w:p>
     <w:p>
@@ -960,6 +978,375 @@
       </w:r>
       <w:r>
         <w:t xml:space="preserve">Honest measurement of physical progress — the tool checks consistency, not truth.</w:t>
+      </w:r>
+    </w:p>
+    <w:bookmarkEnd w:id="26"/>
+    <w:bookmarkStart w:id="27" w:name="Xf3ce29417a93b076774f0a1a800c695d3e79eda"/>
+    <w:p>
+      <w:pPr>
+        <w:pStyle w:val="Heading1"/>
+      </w:pPr>
+      <w:r>
+        <w:t xml:space="preserve">H. The manual check case (real data) — amounts in €</w:t>
+      </w:r>
+    </w:p>
+    <w:p>
+      <w:pPr>
+        <w:pStyle w:val="FirstParagraph"/>
+      </w:pPr>
+      <w:r>
+        <w:t xml:space="preserve">Inputs at 31-Dec-2013: budgets WP1 49,231.67, WP2 58,025.66, WP3 78,356.70, WP4 28,803.68 (BAC 214,417.71); actual % 100, 58.03, 22.27, 39.49; AC 39,821.67, 69,412.98, 40,197.69, 7,162.11. Final cost 224,789.67 on 28-Feb-2014 (baseline finish 20-Dec-2013).</w:t>
+      </w:r>
+    </w:p>
+    <w:p>
+      <w:pPr>
+        <w:numPr>
+          <w:ilvl w:val="0"/>
+          <w:numId w:val="1008"/>
+        </w:numPr>
+        <w:pStyle w:val="Compact"/>
+      </w:pPr>
+      <w:r>
+        <w:rPr>
+          <w:bCs/>
+          <w:b/>
+        </w:rPr>
+        <w:t xml:space="preserve">Where does the data come from, and why group it?</w:t>
+      </w:r>
+      <w:r>
+        <w:t xml:space="preserve"> </w:t>
+      </w:r>
+      <w:r>
+        <w:t xml:space="preserve">DSLIB C2015-33 (Batselier &amp; Vanhoucke, 2015), a real Belgian civil-works project recorded in ProTrack. 12 activities were grouped into 4 work packages and percentages rounded to 2 decimals so it can be checked with a calculator; the file still matches ProTrack’s own PV/EV/AC within €3.79 (bound €10.72).</w:t>
+      </w:r>
+    </w:p>
+    <w:p>
+      <w:pPr>
+        <w:numPr>
+          <w:ilvl w:val="0"/>
+          <w:numId w:val="1008"/>
+        </w:numPr>
+        <w:pStyle w:val="Compact"/>
+      </w:pPr>
+      <w:r>
+        <w:rPr>
+          <w:bCs/>
+          <w:b/>
+        </w:rPr>
+        <w:t xml:space="preserve">Compute EV and CPI at 31-Dec-2013.</w:t>
+      </w:r>
+      <w:r>
+        <w:t xml:space="preserve"> </w:t>
+      </w:r>
+      <w:r>
+        <w:t xml:space="preserve">EV = 49,231.67 + 58,025.66×0.5803 + 78,356.70×0.2227 + 28,803.68×0.3949 = 111,728.57; CPI = 111,728.57 / 156,594.45 = 0.713.</w:t>
+      </w:r>
+    </w:p>
+    <w:p>
+      <w:pPr>
+        <w:numPr>
+          <w:ilvl w:val="0"/>
+          <w:numId w:val="1008"/>
+        </w:numPr>
+        <w:pStyle w:val="Compact"/>
+      </w:pPr>
+      <w:r>
+        <w:rPr>
+          <w:bCs/>
+          <w:b/>
+        </w:rPr>
+        <w:t xml:space="preserve">Why is PV equal to BAC on 31-Dec-2013?</w:t>
+      </w:r>
+      <w:r>
+        <w:t xml:space="preserve"> </w:t>
+      </w:r>
+      <w:r>
+        <w:t xml:space="preserve">The baseline finish (20-Dec-2013) has passed, so all work was scheduled to be done.</w:t>
+      </w:r>
+    </w:p>
+    <w:p>
+      <w:pPr>
+        <w:numPr>
+          <w:ilvl w:val="0"/>
+          <w:numId w:val="1008"/>
+        </w:numPr>
+        <w:pStyle w:val="Compact"/>
+      </w:pPr>
+      <w:r>
+        <w:rPr>
+          <w:bCs/>
+          <w:b/>
+        </w:rPr>
+        <w:t xml:space="preserve">TCPI at 31-Dec-2013 is 1.776. Meaning?</w:t>
+      </w:r>
+      <w:r>
+        <w:t xml:space="preserve"> </w:t>
+      </w:r>
+      <w:r>
+        <w:t xml:space="preserve">Every remaining euro would have to earn €1.78 of value, against 0.71 achieved — not credible; the budget was already lost. The project finished at €224,790, over BAC.</w:t>
+      </w:r>
+    </w:p>
+    <w:p>
+      <w:pPr>
+        <w:numPr>
+          <w:ilvl w:val="0"/>
+          <w:numId w:val="1008"/>
+        </w:numPr>
+        <w:pStyle w:val="Compact"/>
+      </w:pPr>
+      <w:r>
+        <w:rPr>
+          <w:bCs/>
+          <w:b/>
+        </w:rPr>
+        <w:t xml:space="preserve">On 30-Nov-2013 WP4 shows</w:t>
+      </w:r>
+      <w:r>
+        <w:rPr>
+          <w:bCs/>
+          <w:b/>
+        </w:rPr>
+        <w:t xml:space="preserve"> </w:t>
+      </w:r>
+      <w:r>
+        <w:rPr>
+          <w:bCs/>
+          <w:b/>
+        </w:rPr>
+        <w:t xml:space="preserve">“</w:t>
+      </w:r>
+      <w:r>
+        <w:rPr>
+          <w:bCs/>
+          <w:b/>
+        </w:rPr>
+        <w:t xml:space="preserve">Insufficient data</w:t>
+      </w:r>
+      <w:r>
+        <w:rPr>
+          <w:bCs/>
+          <w:b/>
+        </w:rPr>
+        <w:t xml:space="preserve">”</w:t>
+      </w:r>
+      <w:r>
+        <w:rPr>
+          <w:bCs/>
+          <w:b/>
+        </w:rPr>
+        <w:t xml:space="preserve">. Why?</w:t>
+      </w:r>
+      <w:r>
+        <w:t xml:space="preserve"> </w:t>
+      </w:r>
+      <w:r>
+        <w:t xml:space="preserve">It earned €5,686 of value although none was planned yet (PV = 0, early start), so SPI = EV/PV is undefined.</w:t>
+      </w:r>
+    </w:p>
+    <w:p>
+      <w:pPr>
+        <w:numPr>
+          <w:ilvl w:val="0"/>
+          <w:numId w:val="1008"/>
+        </w:numPr>
+        <w:pStyle w:val="Compact"/>
+      </w:pPr>
+      <w:r>
+        <w:rPr>
+          <w:bCs/>
+          <w:b/>
+        </w:rPr>
+        <w:t xml:space="preserve">The project finished two months late. Why is the final SPI 1.00?</w:t>
+      </w:r>
+      <w:r>
+        <w:t xml:space="preserve"> </w:t>
+      </w:r>
+      <w:r>
+        <w:t xml:space="preserve">At completion EV = PV = BAC. SPI measures the rate of earning value, not time; delay needs the programme or Earned Schedule.</w:t>
+      </w:r>
+    </w:p>
+    <w:p>
+      <w:pPr>
+        <w:numPr>
+          <w:ilvl w:val="0"/>
+          <w:numId w:val="1008"/>
+        </w:numPr>
+        <w:pStyle w:val="Compact"/>
+      </w:pPr>
+      <w:r>
+        <w:rPr>
+          <w:bCs/>
+          <w:b/>
+        </w:rPr>
+        <w:t xml:space="preserve">How good were the forecasts at about 50 % complete?</w:t>
+      </w:r>
+      <w:r>
+        <w:t xml:space="preserve"> </w:t>
+      </w:r>
+      <w:r>
+        <w:t xml:space="preserve">Against the real final cost: A +33.7 %, B +92.5 %, C +15.3 %. A second project (C2014-05, 50 % point interpolated) gave A +7.0 %, B +32.5 %, C −1.5 %. The formulas were right; the assumptions behind them did not hold, because the early overspend was not repeated.</w:t>
+      </w:r>
+    </w:p>
+    <w:p>
+      <w:pPr>
+        <w:numPr>
+          <w:ilvl w:val="0"/>
+          <w:numId w:val="1008"/>
+        </w:numPr>
+        <w:pStyle w:val="Compact"/>
+      </w:pPr>
+      <w:r>
+        <w:rPr>
+          <w:bCs/>
+          <w:b/>
+        </w:rPr>
+        <w:t xml:space="preserve">Where was the problem on 30-Nov-2013?</w:t>
+      </w:r>
+      <w:r>
+        <w:t xml:space="preserve"> </w:t>
+      </w:r>
+      <w:r>
+        <w:t xml:space="preserve">Project CV −€25,905, but earthworks alone −€31,820 (CPI 0.373), partly offset by demolition +€6,986. The project total hides it; the work-package table shows it.</w:t>
+      </w:r>
+    </w:p>
+    <w:bookmarkEnd w:id="27"/>
+    <w:bookmarkStart w:id="28" w:name="i.-the-tool"/>
+    <w:p>
+      <w:pPr>
+        <w:pStyle w:val="Heading1"/>
+      </w:pPr>
+      <w:r>
+        <w:t xml:space="preserve">I. The tool</w:t>
+      </w:r>
+    </w:p>
+    <w:p>
+      <w:pPr>
+        <w:numPr>
+          <w:ilvl w:val="0"/>
+          <w:numId w:val="1009"/>
+        </w:numPr>
+        <w:pStyle w:val="Compact"/>
+      </w:pPr>
+      <w:r>
+        <w:rPr>
+          <w:bCs/>
+          <w:b/>
+        </w:rPr>
+        <w:t xml:space="preserve">What does the smart reader do, and is it AI?</w:t>
+      </w:r>
+      <w:r>
+        <w:t xml:space="preserve"> </w:t>
+      </w:r>
+      <w:r>
+        <w:t xml:space="preserve">It is rule-based and offline: it finds the header row, a status date above the table, fractions and lakh/crore amounts, totals rows, and matches columns only when header and values both fit. No machine learning or online service, so its behaviour is testable and no data leaves the computer.</w:t>
+      </w:r>
+    </w:p>
+    <w:p>
+      <w:pPr>
+        <w:numPr>
+          <w:ilvl w:val="0"/>
+          <w:numId w:val="1009"/>
+        </w:numPr>
+        <w:pStyle w:val="Compact"/>
+      </w:pPr>
+      <w:r>
+        <w:rPr>
+          <w:bCs/>
+          <w:b/>
+        </w:rPr>
+        <w:t xml:space="preserve">Why is MS Project’s</w:t>
+      </w:r>
+      <w:r>
+        <w:rPr>
+          <w:bCs/>
+          <w:b/>
+        </w:rPr>
+        <w:t xml:space="preserve"> </w:t>
+      </w:r>
+      <w:r>
+        <w:rPr>
+          <w:bCs/>
+          <w:b/>
+        </w:rPr>
+        <w:t xml:space="preserve">“</w:t>
+      </w:r>
+      <w:r>
+        <w:rPr>
+          <w:bCs/>
+          <w:b/>
+        </w:rPr>
+        <w:t xml:space="preserve">% Complete</w:t>
+      </w:r>
+      <w:r>
+        <w:rPr>
+          <w:bCs/>
+          <w:b/>
+        </w:rPr>
+        <w:t xml:space="preserve">”</w:t>
+      </w:r>
+      <w:r>
+        <w:rPr>
+          <w:bCs/>
+          <w:b/>
+        </w:rPr>
+        <w:t xml:space="preserve"> </w:t>
+      </w:r>
+      <w:r>
+        <w:rPr>
+          <w:bCs/>
+          <w:b/>
+        </w:rPr>
+        <w:t xml:space="preserve">not used as progress?</w:t>
+      </w:r>
+      <w:r>
+        <w:t xml:space="preserve"> </w:t>
+      </w:r>
+      <w:r>
+        <w:t xml:space="preserve">It is duration progress (time elapsed on the task), not physical work done; using it would make EV follow the calendar.</w:t>
+      </w:r>
+    </w:p>
+    <w:p>
+      <w:pPr>
+        <w:numPr>
+          <w:ilvl w:val="0"/>
+          <w:numId w:val="1009"/>
+        </w:numPr>
+        <w:pStyle w:val="Compact"/>
+      </w:pPr>
+      <w:r>
+        <w:rPr>
+          <w:bCs/>
+          <w:b/>
+        </w:rPr>
+        <w:t xml:space="preserve">What happens if a file carries its own PV and EV columns?</w:t>
+      </w:r>
+      <w:r>
+        <w:t xml:space="preserve"> </w:t>
+      </w:r>
+      <w:r>
+        <w:t xml:space="preserve">They are cross-checked row by row against budget × progress %; any mismatch is named with both values.</w:t>
+      </w:r>
+    </w:p>
+    <w:p>
+      <w:pPr>
+        <w:numPr>
+          <w:ilvl w:val="0"/>
+          <w:numId w:val="1009"/>
+        </w:numPr>
+        <w:pStyle w:val="Compact"/>
+      </w:pPr>
+      <w:r>
+        <w:rPr>
+          <w:bCs/>
+          <w:b/>
+        </w:rPr>
+        <w:t xml:space="preserve">Why are health thresholds adjustable?</w:t>
+      </w:r>
+      <w:r>
+        <w:t xml:space="preserve"> </w:t>
+      </w:r>
+      <w:r>
+        <w:t xml:space="preserve">They are screening rules chosen by the team (Warning &lt; 1.00, Critical &lt; 0.90; overrun &gt; 0 % and &gt; 10 %), not industry standards.</w:t>
       </w:r>
     </w:p>
     <w:p>
@@ -974,7 +1361,7 @@
         <w:t xml:space="preserve">[Team: add questions your own role is likely to face, and rehearse each member answering a random question from every section.]</w:t>
       </w:r>
     </w:p>
-    <w:bookmarkEnd w:id="26"/>
+    <w:bookmarkEnd w:id="28"/>
     <w:sectPr>
       <w:pgMar w:left="1134" w:right="1134" w:top="1020" w:bottom="1020"/>
     </w:sectPr>
@@ -1678,6 +2065,176 @@
       </w:pPr>
     </w:lvl>
   </w:abstractNum>
+  <w:abstractNum w:abstractNumId="994133">
+    <w:nsid w:val="A994133"/>
+    <w:multiLevelType w:val="multilevel"/>
+    <w:lvl w:ilvl="0">
+      <w:start w:val="33"/>
+      <w:numFmt w:val="decimal"/>
+      <w:lvlText w:val="%1."/>
+      <w:lvlJc w:val="left"/>
+      <w:pPr>
+        <w:ind w:left="720" w:hanging="480"/>
+      </w:pPr>
+    </w:lvl>
+    <w:lvl w:ilvl="1">
+      <w:start w:val="33"/>
+      <w:numFmt w:val="decimal"/>
+      <w:lvlText w:val="%2."/>
+      <w:lvlJc w:val="left"/>
+      <w:pPr>
+        <w:ind w:left="1440" w:hanging="480"/>
+      </w:pPr>
+    </w:lvl>
+    <w:lvl w:ilvl="2">
+      <w:start w:val="33"/>
+      <w:numFmt w:val="decimal"/>
+      <w:lvlText w:val="%3."/>
+      <w:lvlJc w:val="left"/>
+      <w:pPr>
+        <w:ind w:left="2160" w:hanging="480"/>
+      </w:pPr>
+    </w:lvl>
+    <w:lvl w:ilvl="3">
+      <w:start w:val="33"/>
+      <w:numFmt w:val="decimal"/>
+      <w:lvlText w:val="%4."/>
+      <w:lvlJc w:val="left"/>
+      <w:pPr>
+        <w:ind w:left="2880" w:hanging="480"/>
+      </w:pPr>
+    </w:lvl>
+    <w:lvl w:ilvl="4">
+      <w:start w:val="33"/>
+      <w:numFmt w:val="decimal"/>
+      <w:lvlText w:val="%5."/>
+      <w:lvlJc w:val="left"/>
+      <w:pPr>
+        <w:ind w:left="3600" w:hanging="480"/>
+      </w:pPr>
+    </w:lvl>
+    <w:lvl w:ilvl="5">
+      <w:start w:val="33"/>
+      <w:numFmt w:val="decimal"/>
+      <w:lvlText w:val="%6."/>
+      <w:lvlJc w:val="left"/>
+      <w:pPr>
+        <w:ind w:left="4320" w:hanging="480"/>
+      </w:pPr>
+    </w:lvl>
+    <w:lvl w:ilvl="6">
+      <w:start w:val="33"/>
+      <w:numFmt w:val="decimal"/>
+      <w:lvlText w:val="%7."/>
+      <w:lvlJc w:val="left"/>
+      <w:pPr>
+        <w:ind w:left="5040" w:hanging="480"/>
+      </w:pPr>
+    </w:lvl>
+    <w:lvl w:ilvl="7">
+      <w:start w:val="33"/>
+      <w:numFmt w:val="decimal"/>
+      <w:lvlText w:val="%8."/>
+      <w:lvlJc w:val="left"/>
+      <w:pPr>
+        <w:ind w:left="5760" w:hanging="480"/>
+      </w:pPr>
+    </w:lvl>
+    <w:lvl w:ilvl="8">
+      <w:start w:val="33"/>
+      <w:numFmt w:val="decimal"/>
+      <w:lvlText w:val="%9."/>
+      <w:lvlJc w:val="left"/>
+      <w:pPr>
+        <w:ind w:left="6480" w:hanging="480"/>
+      </w:pPr>
+    </w:lvl>
+  </w:abstractNum>
+  <w:abstractNum w:abstractNumId="994141">
+    <w:nsid w:val="A994141"/>
+    <w:multiLevelType w:val="multilevel"/>
+    <w:lvl w:ilvl="0">
+      <w:start w:val="41"/>
+      <w:numFmt w:val="decimal"/>
+      <w:lvlText w:val="%1."/>
+      <w:lvlJc w:val="left"/>
+      <w:pPr>
+        <w:ind w:left="720" w:hanging="480"/>
+      </w:pPr>
+    </w:lvl>
+    <w:lvl w:ilvl="1">
+      <w:start w:val="41"/>
+      <w:numFmt w:val="decimal"/>
+      <w:lvlText w:val="%2."/>
+      <w:lvlJc w:val="left"/>
+      <w:pPr>
+        <w:ind w:left="1440" w:hanging="480"/>
+      </w:pPr>
+    </w:lvl>
+    <w:lvl w:ilvl="2">
+      <w:start w:val="41"/>
+      <w:numFmt w:val="decimal"/>
+      <w:lvlText w:val="%3."/>
+      <w:lvlJc w:val="left"/>
+      <w:pPr>
+        <w:ind w:left="2160" w:hanging="480"/>
+      </w:pPr>
+    </w:lvl>
+    <w:lvl w:ilvl="3">
+      <w:start w:val="41"/>
+      <w:numFmt w:val="decimal"/>
+      <w:lvlText w:val="%4."/>
+      <w:lvlJc w:val="left"/>
+      <w:pPr>
+        <w:ind w:left="2880" w:hanging="480"/>
+      </w:pPr>
+    </w:lvl>
+    <w:lvl w:ilvl="4">
+      <w:start w:val="41"/>
+      <w:numFmt w:val="decimal"/>
+      <w:lvlText w:val="%5."/>
+      <w:lvlJc w:val="left"/>
+      <w:pPr>
+        <w:ind w:left="3600" w:hanging="480"/>
+      </w:pPr>
+    </w:lvl>
+    <w:lvl w:ilvl="5">
+      <w:start w:val="41"/>
+      <w:numFmt w:val="decimal"/>
+      <w:lvlText w:val="%6."/>
+      <w:lvlJc w:val="left"/>
+      <w:pPr>
+        <w:ind w:left="4320" w:hanging="480"/>
+      </w:pPr>
+    </w:lvl>
+    <w:lvl w:ilvl="6">
+      <w:start w:val="41"/>
+      <w:numFmt w:val="decimal"/>
+      <w:lvlText w:val="%7."/>
+      <w:lvlJc w:val="left"/>
+      <w:pPr>
+        <w:ind w:left="5040" w:hanging="480"/>
+      </w:pPr>
+    </w:lvl>
+    <w:lvl w:ilvl="7">
+      <w:start w:val="41"/>
+      <w:numFmt w:val="decimal"/>
+      <w:lvlText w:val="%8."/>
+      <w:lvlJc w:val="left"/>
+      <w:pPr>
+        <w:ind w:left="5760" w:hanging="480"/>
+      </w:pPr>
+    </w:lvl>
+    <w:lvl w:ilvl="8">
+      <w:start w:val="41"/>
+      <w:numFmt w:val="decimal"/>
+      <w:lvlText w:val="%9."/>
+      <w:lvlJc w:val="left"/>
+      <w:pPr>
+        <w:ind w:left="6480" w:hanging="480"/>
+      </w:pPr>
+    </w:lvl>
+  </w:abstractNum>
   <w:num w:numId="1000">
     <w:abstractNumId w:val="990"/>
   </w:num>
@@ -1889,6 +2446,66 @@
     </w:lvlOverride>
     <w:lvlOverride w:ilvl="8">
       <w:startOverride w:val="29"/>
+    </w:lvlOverride>
+  </w:num>
+  <w:num w:numId="1008">
+    <w:abstractNumId w:val="994133"/>
+    <w:lvlOverride w:ilvl="0">
+      <w:startOverride w:val="33"/>
+    </w:lvlOverride>
+    <w:lvlOverride w:ilvl="1">
+      <w:startOverride w:val="33"/>
+    </w:lvlOverride>
+    <w:lvlOverride w:ilvl="2">
+      <w:startOverride w:val="33"/>
+    </w:lvlOverride>
+    <w:lvlOverride w:ilvl="3">
+      <w:startOverride w:val="33"/>
+    </w:lvlOverride>
+    <w:lvlOverride w:ilvl="4">
+      <w:startOverride w:val="33"/>
+    </w:lvlOverride>
+    <w:lvlOverride w:ilvl="5">
+      <w:startOverride w:val="33"/>
+    </w:lvlOverride>
+    <w:lvlOverride w:ilvl="6">
+      <w:startOverride w:val="33"/>
+    </w:lvlOverride>
+    <w:lvlOverride w:ilvl="7">
+      <w:startOverride w:val="33"/>
+    </w:lvlOverride>
+    <w:lvlOverride w:ilvl="8">
+      <w:startOverride w:val="33"/>
+    </w:lvlOverride>
+  </w:num>
+  <w:num w:numId="1009">
+    <w:abstractNumId w:val="994141"/>
+    <w:lvlOverride w:ilvl="0">
+      <w:startOverride w:val="41"/>
+    </w:lvlOverride>
+    <w:lvlOverride w:ilvl="1">
+      <w:startOverride w:val="41"/>
+    </w:lvlOverride>
+    <w:lvlOverride w:ilvl="2">
+      <w:startOverride w:val="41"/>
+    </w:lvlOverride>
+    <w:lvlOverride w:ilvl="3">
+      <w:startOverride w:val="41"/>
+    </w:lvlOverride>
+    <w:lvlOverride w:ilvl="4">
+      <w:startOverride w:val="41"/>
+    </w:lvlOverride>
+    <w:lvlOverride w:ilvl="5">
+      <w:startOverride w:val="41"/>
+    </w:lvlOverride>
+    <w:lvlOverride w:ilvl="6">
+      <w:startOverride w:val="41"/>
+    </w:lvlOverride>
+    <w:lvlOverride w:ilvl="7">
+      <w:startOverride w:val="41"/>
+    </w:lvlOverride>
+    <w:lvlOverride w:ilvl="8">
+      <w:startOverride w:val="41"/>
     </w:lvlOverride>
   </w:num>
 </w:numbering>
